--- a/paper/JRTIP-paper-v4.docx
+++ b/paper/JRTIP-paper-v4.docx
@@ -3307,7 +3307,7 @@
         <w:rPr>
           <w:i w:val="0"/>
         </w:rPr>
-        <w:t>Data Availability Statement: The source dataset is publicly available on Roboflow Universe (CC BY 4.0) [19]; the external validation dataset (Comportamentos) is likewise public (CC BY 4.0) [26]. Processing scripts, model configurations, training logs, and deployment scripts are available at [GitHub repository link, to be added before submission].</w:t>
+        <w:t>Data Availability Statement: The source dataset is publicly available on Roboflow Universe (CC BY 4.0) [19]; the external validation dataset (Comportamentos) is likewise public (CC BY 4.0) [26]. Processing scripts, model configurations, training logs, and deployment scripts are available at https://github.com/kksmks/pig-behavior-yolo.</w:t>
       </w:r>
     </w:p>
     <w:p>
